--- a/w5-anchor-counter/report_week5.docx
+++ b/w5-anchor-counter/report_week5.docx
@@ -47,7 +47,7 @@
         <w:pStyle w:val="ListBullet"/>
       </w:pPr>
       <w:r>
-        <w:t>Написан клиент на TypeScript с IDL из target/idl, проверен на локальном валидаторе.</w:t>
+        <w:t>Написан клиент на TypeScript с IDL из target/idl; сначала проверен на локальном валидаторе, затем запущен на devnet.</w:t>
       </w:r>
     </w:p>
     <w:p>
@@ -63,7 +63,7 @@
         <w:pStyle w:val="ListBullet"/>
       </w:pPr>
       <w:r>
-        <w:t>Деплой в devnet не выполнялся: по решению владельца кошелька SOL берегу на неделю 6.</w:t>
+        <w:t>Программа задеплоена в devnet одним разом, клиент создал Counter, три раза вызвал increment, один раз decrement; итоговый count = 2.</w:t>
       </w:r>
     </w:p>
     <w:p>
@@ -85,7 +85,7 @@
         <w:t xml:space="preserve">Сеть: </w:t>
       </w:r>
       <w:r>
-        <w:t>devnet — не задеплоено; тесты и клиент — localnet</w:t>
+        <w:t>devnet</w:t>
       </w:r>
     </w:p>
     <w:p>
@@ -98,9 +98,33 @@
         </w:rPr>
         <w:t xml:space="preserve">Program ID: </w:t>
       </w:r>
+      <w:hyperlink r:id="rId9">
+        <w:r>
+          <w:rPr>
+            <w:u w:val="single"/>
+          </w:rPr>
+          <w:t>H6sSYCfPuUZVSrZsoNnvRhgZf9EvFYsCKtV4wWJoMn6U</w:t>
+        </w:r>
+      </w:hyperlink>
+    </w:p>
+    <w:p>
+      <w:pPr>
+        <w:pStyle w:val="ListBullet"/>
+      </w:pPr>
       <w:r>
-        <w:t>H6sSYCfPuUZVSrZsoNnvRhgZf9EvFYsCKtV4wWJoMn6U (зарезервирован, в devnet пока нет; signature деплоя и ссылки Explorer появятся после деплоя)</w:t>
+        <w:rPr>
+          <w:b/>
+        </w:rPr>
+        <w:t xml:space="preserve">Signature деплоя: </w:t>
       </w:r>
+      <w:hyperlink r:id="rId10">
+        <w:r>
+          <w:rPr>
+            <w:u w:val="single"/>
+          </w:rPr>
+          <w:t>5cu4qsPCk5sAp4Xcvh1bcjCMd3ipgV7LZWqmV19nrAXBeqx9c2bancT8Kpt1eMqh4tYLaRF92YseVceGbp41Caqg</w:t>
+        </w:r>
+      </w:hyperlink>
     </w:p>
     <w:p>
       <w:pPr>
@@ -112,9 +136,14 @@
         </w:rPr>
         <w:t xml:space="preserve">Адрес Counter: </w:t>
       </w:r>
-      <w:r>
-        <w:t>J6cMdDafTp19kecxjkeeDEGG15oSp5x5xkzhjwTnGkNW (localnet, count = 2)</w:t>
-      </w:r>
+      <w:hyperlink r:id="rId11">
+        <w:r>
+          <w:rPr>
+            <w:u w:val="single"/>
+          </w:rPr>
+          <w:t>A8hchhjfBmc3f6RD8nGhAiG9nFgKwTbybh1JQ2WPkfvL</w:t>
+        </w:r>
+      </w:hyperlink>
     </w:p>
     <w:p>
       <w:pPr>
@@ -141,7 +170,35 @@
         <w:t xml:space="preserve">Потрачено SOL: </w:t>
       </w:r>
       <w:r>
-        <w:t>0 SOL (баланс main.json не менялся: 0.804260 SOL). Деплой обойдётся в ≈ 0.597 SOL (596 092 280 lamports за ProgramData по данным RPC)</w:t>
+        <w:t>всего 0.606684: деплой 0.605760 (ProgramData 0.596092, program account 0.001141, IDL-аккаунт 0.008199, комиссии), клиент 0.000924. Остаток на кошельке 0.197576 SOL</w:t>
+      </w:r>
+    </w:p>
+    <w:p>
+      <w:pPr>
+        <w:pStyle w:val="ListBullet"/>
+      </w:pPr>
+      <w:r>
+        <w:rPr>
+          <w:b/>
+        </w:rPr>
+        <w:t xml:space="preserve">Итоговый count: </w:t>
+      </w:r>
+      <w:r>
+        <w:t>2 (authority 2KWU4aTFFwChdU2YxYj1LD8b6eqC7Kum7hHsKDsaFXv9)</w:t>
+      </w:r>
+    </w:p>
+    <w:p>
+      <w:pPr>
+        <w:pStyle w:val="ListBullet"/>
+      </w:pPr>
+      <w:r>
+        <w:rPr>
+          <w:b/>
+        </w:rPr>
+        <w:t xml:space="preserve">IDL в сети: </w:t>
+      </w:r>
+      <w:r>
+        <w:t>Anchor 1.x при deploy загрузил IDL автоматически (metadata-аккаунт 4HtkQadYoUy4nJL7ENuBm1FoXW483ykmYTA2KibiZYEa, 0.0082 SOL); отключается флагом --no-idl</w:t>
       </w:r>
     </w:p>
     <w:p>
@@ -534,7 +591,7 @@
     </w:p>
     <w:p>
       <w:r>
-        <w:t>Запуск на локальном валидаторе (localnet), поэтому ссылок Explorer нет. Для devnet клиент запускается командой CLUSTER=devnet npm run client после деплоя.</w:t>
+        <w:t>Клиент запущен на devnet (CLUSTER=devnet npm run client), вывод сохранён в run-devnet.log.</w:t>
       </w:r>
     </w:p>
     <w:tbl>
@@ -584,7 +641,7 @@
                 <w:b/>
                 <w:sz w:val="16"/>
               </w:rPr>
-              <w:t>Signature (localnet)</w:t>
+              <w:t>Signature</w:t>
             </w:r>
           </w:p>
         </w:tc>
@@ -650,7 +707,7 @@
               <w:rPr>
                 <w:sz w:val="16"/>
               </w:rPr>
-              <w:t>4dwN9rxnCdpVUcxoyxdoFNn4Zsn4AjyXu7qxfwhRXK2us8MQjrHnpmA9A9vKhtVisCdJb6GYerTCSCuGFjhg1TLa</w:t>
+              <w:t>nAHSLLHhaxZwbVgnhSdEqBThDpAC2oW1WAhJFbXuVVCHtB93B9RGEnKs67k3x8Xtrc6mHSkLtxuJNz3LFnv4EQM</w:t>
             </w:r>
           </w:p>
         </w:tc>
@@ -663,8 +720,15 @@
               <w:rPr>
                 <w:sz w:val="16"/>
               </w:rPr>
-              <w:t>—</w:t>
             </w:r>
+            <w:hyperlink r:id="rId12">
+              <w:r>
+                <w:rPr>
+                  <w:u w:val="single"/>
+                </w:rPr>
+                <w:t>Explorer</w:t>
+              </w:r>
+            </w:hyperlink>
           </w:p>
         </w:tc>
         <w:tc>
@@ -704,7 +768,7 @@
               <w:rPr>
                 <w:sz w:val="16"/>
               </w:rPr>
-              <w:t>5NUK75ju5VXxoxcv3msBLEFtKS9wt3jaMroMpWpJaNNacnEV4aH9fPZgQUm3u4PZogk2WUZQzphjiyiZnAZcPYdZ</w:t>
+              <w:t>3hzEysCvZteAb3q3d2jUSxNWKC2LMmgsskiaotvzPdGMem6GzUXRmEovQRzJVDMWZtS6LAxK6XTzPL3xqXFYFaED</w:t>
             </w:r>
           </w:p>
         </w:tc>
@@ -717,8 +781,15 @@
               <w:rPr>
                 <w:sz w:val="16"/>
               </w:rPr>
-              <w:t>—</w:t>
             </w:r>
+            <w:hyperlink r:id="rId13">
+              <w:r>
+                <w:rPr>
+                  <w:u w:val="single"/>
+                </w:rPr>
+                <w:t>Explorer</w:t>
+              </w:r>
+            </w:hyperlink>
           </w:p>
         </w:tc>
         <w:tc>
@@ -758,7 +829,7 @@
               <w:rPr>
                 <w:sz w:val="16"/>
               </w:rPr>
-              <w:t>7shssPZSvtMCzihkkBBUkbDUaJLHkoy2s21iJK54wEX4Bqtec7JpLACuMiywhk8GxbFKtvZdbcmAqFr61wpXKRs</w:t>
+              <w:t>2RjRkq42QPHp3rvuLcsnw8bCjGPiW1WmA3n9FRjgZpMesrm6XVvriuL1bf6VJ9vbwpvGigM9ZzRhzEd4urcuZuUx</w:t>
             </w:r>
           </w:p>
         </w:tc>
@@ -771,8 +842,15 @@
               <w:rPr>
                 <w:sz w:val="16"/>
               </w:rPr>
-              <w:t>—</w:t>
             </w:r>
+            <w:hyperlink r:id="rId14">
+              <w:r>
+                <w:rPr>
+                  <w:u w:val="single"/>
+                </w:rPr>
+                <w:t>Explorer</w:t>
+              </w:r>
+            </w:hyperlink>
           </w:p>
         </w:tc>
         <w:tc>
@@ -812,7 +890,7 @@
               <w:rPr>
                 <w:sz w:val="16"/>
               </w:rPr>
-              <w:t>3x73C6iXofEtSvsTmdYbZPVQ85z55fCjTR9Co3q1CVVYnx54TchtctZfNfGLobmw1rznf1qJBhz1WTzpUMWdxZEe</w:t>
+              <w:t>3xGFpY9bTRRUqXJmS8p4kQkiraBfq9TMEozfZMm9vtgPs2QHMrt8d92bjo8WnZGCqEHf6mTANuDs5LRnXGfsgEeZ</w:t>
             </w:r>
           </w:p>
         </w:tc>
@@ -825,8 +903,15 @@
               <w:rPr>
                 <w:sz w:val="16"/>
               </w:rPr>
-              <w:t>—</w:t>
             </w:r>
+            <w:hyperlink r:id="rId15">
+              <w:r>
+                <w:rPr>
+                  <w:u w:val="single"/>
+                </w:rPr>
+                <w:t>Explorer</w:t>
+              </w:r>
+            </w:hyperlink>
           </w:p>
         </w:tc>
         <w:tc>
@@ -866,7 +951,7 @@
               <w:rPr>
                 <w:sz w:val="16"/>
               </w:rPr>
-              <w:t>H5CeC1KJtmVLRkxQVj24oxpZngzqhHUVQVbViv4s7ZpmZ4GWR7oEbHZKK2PMMi9punZ69GkV6YUp2SLCFGpWxBh</w:t>
+              <w:t>5hh4W559qUi9PbpX75ibkmETFFH4UN92FWqT5vXLzoruytDfiH2hd3YeCP7DjjnGZMnZxFRkc4Ks6i9Ht8SEqwvy</w:t>
             </w:r>
           </w:p>
         </w:tc>
@@ -879,8 +964,15 @@
               <w:rPr>
                 <w:sz w:val="16"/>
               </w:rPr>
-              <w:t>—</w:t>
             </w:r>
+            <w:hyperlink r:id="rId16">
+              <w:r>
+                <w:rPr>
+                  <w:u w:val="single"/>
+                </w:rPr>
+                <w:t>Explorer</w:t>
+              </w:r>
+            </w:hyperlink>
           </w:p>
         </w:tc>
         <w:tc>
